--- a/lessons/5-4/homework.docx
+++ b/lessons/5-4/homework.docx
@@ -19,24 +19,13 @@
     </w:p>
     <w:p>
       <w:pPr>
-        <w:pStyle w:val="Title"/>
+        <w:pStyle w:val="Heading1"/>
       </w:pPr>
       <w:r>
         <w:rPr>
           <w:rFonts w:ascii="Arial" w:hAnsi="Arial" w:eastAsia="Arial" w:cs="Arial"/>
         </w:rPr>
         <w:t>Area of Regular Polygons</w:t>
-      </w:r>
-    </w:p>
-    <w:p>
-      <w:pPr>
-        <w:pStyle w:val="PublisherEdition"/>
-      </w:pPr>
-      <w:r>
-        <w:rPr>
-          <w:rFonts w:ascii="Arial" w:hAnsi="Arial" w:eastAsia="Arial" w:cs="Arial"/>
-        </w:rPr>
-        <w:t>Version 2  /  Regular</w:t>
       </w:r>
     </w:p>
     <w:p>
@@ -112,7 +101,7 @@
     </w:p>
     <w:p>
       <w:pPr>
-        <w:pStyle w:val="PublisherSection"/>
+        <w:pStyle w:val="Heading2"/>
         <w:shd w:val="clear" w:color="auto" w:fill="EEF4F5"/>
         <w:pBdr>
           <w:left w:val="single" w:color="176B70" w:sz="20" w:space="7"/>
@@ -134,8 +123,6 @@
       <w:tblPr>
         <w:tblW w:type="dxa" w:w="10368"/>
         <w:jc w:val="center"/>
-        <w:tblLayout w:type="fixed"/>
-        <w:tblLook w:firstColumn="1" w:firstRow="1" w:lastColumn="0" w:lastRow="0" w:noHBand="0" w:noVBand="1" w:val="04A0"/>
         <w:tblInd w:type="dxa" w:w="0"/>
         <w:tblBorders>
           <w:top w:val="single" w:color="B9C9CE" w:sz="4" w:space="0"/>
@@ -145,6 +132,10 @@
           <w:insideH w:val="single" w:color="FFFFFF" w:sz="8" w:space="0"/>
           <w:insideV w:val="single" w:color="FFFFFF" w:sz="12" w:space="0"/>
         </w:tblBorders>
+        <w:tblLayout w:type="fixed"/>
+        <w:tblLook w:firstColumn="1" w:firstRow="1" w:lastColumn="0" w:lastRow="0" w:noHBand="0" w:noVBand="1" w:val="04A0"/>
+        <w:tblCaption w:val="Learn from a model"/>
+        <w:tblDescription w:val="Layout table. It only arranges the page; read its cells in order."/>
       </w:tblPr>
       <w:tblGrid>
         <w:gridCol w:w="4464"/>
@@ -418,7 +409,7 @@
     </w:p>
     <w:p>
       <w:pPr>
-        <w:pStyle w:val="PublisherSection"/>
+        <w:pStyle w:val="Heading2"/>
         <w:shd w:val="clear" w:color="auto" w:fill="EEF4F5"/>
         <w:pBdr>
           <w:left w:val="single" w:color="176B70" w:sz="20" w:space="7"/>
@@ -440,8 +431,6 @@
       <w:tblPr>
         <w:tblW w:type="dxa" w:w="10368"/>
         <w:jc w:val="center"/>
-        <w:tblLayout w:type="fixed"/>
-        <w:tblLook w:firstColumn="1" w:firstRow="1" w:lastColumn="0" w:lastRow="0" w:noHBand="0" w:noVBand="1" w:val="04A0"/>
         <w:tblInd w:type="dxa" w:w="0"/>
         <w:tblBorders>
           <w:top w:val="nil"/>
@@ -451,6 +440,10 @@
           <w:insideH w:val="nil"/>
           <w:insideV w:val="nil"/>
         </w:tblBorders>
+        <w:tblLayout w:type="fixed"/>
+        <w:tblLook w:firstColumn="1" w:firstRow="1" w:lastColumn="0" w:lastRow="0" w:noHBand="0" w:noVBand="1" w:val="04A0"/>
+        <w:tblCaption w:val="Exercise 1"/>
+        <w:tblDescription w:val="Layout table. It only arranges the page; read its cells in order."/>
       </w:tblPr>
       <w:tblGrid>
         <w:gridCol w:w="10368"/>
@@ -537,8 +530,6 @@
             <w:tblPr>
               <w:tblW w:type="dxa" w:w="10368"/>
               <w:jc w:val="center"/>
-              <w:tblLayout w:type="fixed"/>
-              <w:tblLook w:firstColumn="1" w:firstRow="1" w:lastColumn="0" w:lastRow="0" w:noHBand="0" w:noVBand="1" w:val="04A0"/>
               <w:tblInd w:type="dxa" w:w="0"/>
               <w:tblBorders>
                 <w:top w:val="single" w:color="B9C9CE" w:sz="4" w:space="0"/>
@@ -546,6 +537,10 @@
                 <w:bottom w:val="single" w:color="B9C9CE" w:sz="4" w:space="0"/>
                 <w:right w:val="single" w:color="B9C9CE" w:sz="4" w:space="0"/>
               </w:tblBorders>
+              <w:tblLayout w:type="fixed"/>
+              <w:tblLook w:firstColumn="1" w:firstRow="1" w:lastColumn="0" w:lastRow="0" w:noHBand="0" w:noVBand="1" w:val="04A0"/>
+              <w:tblCaption w:val="Workspace"/>
+              <w:tblDescription w:val="Layout table that frames the blank workspace for this exercise."/>
             </w:tblPr>
             <w:tblGrid>
               <w:gridCol w:w="10368"/>
@@ -592,7 +587,7 @@
                     <w:drawing>
                       <wp:inline xmlns:a="http://schemas.openxmlformats.org/drawingml/2006/main" xmlns:pic="http://schemas.openxmlformats.org/drawingml/2006/picture">
                         <wp:extent cx="6382512" cy="685800"/>
-                        <wp:docPr id="1" name="Picture 1" descr="PUBLISHER_WORKSPACE: Blank square grid for sketching a geometric figure or net. The grid has no assigned measurements or scale." title="SHOW YOUR THINKING"/>
+                        <wp:docPr id="1" name="Picture 1" descr="Blank square grid for sketching a geometric figure or net. The grid has no assigned measurements or scale." title="SHOW YOUR THINKING"/>
                         <wp:cNvGraphicFramePr>
                           <a:graphicFrameLocks noChangeAspect="1"/>
                         </wp:cNvGraphicFramePr>
@@ -659,8 +654,6 @@
       <w:tblPr>
         <w:tblW w:type="dxa" w:w="10368"/>
         <w:jc w:val="center"/>
-        <w:tblLayout w:type="fixed"/>
-        <w:tblLook w:firstColumn="1" w:firstRow="1" w:lastColumn="0" w:lastRow="0" w:noHBand="0" w:noVBand="1" w:val="04A0"/>
         <w:tblInd w:type="dxa" w:w="0"/>
         <w:tblBorders>
           <w:top w:val="nil"/>
@@ -670,6 +663,10 @@
           <w:insideH w:val="nil"/>
           <w:insideV w:val="nil"/>
         </w:tblBorders>
+        <w:tblLayout w:type="fixed"/>
+        <w:tblLook w:firstColumn="1" w:firstRow="1" w:lastColumn="0" w:lastRow="0" w:noHBand="0" w:noVBand="1" w:val="04A0"/>
+        <w:tblCaption w:val="Exercise 2"/>
+        <w:tblDescription w:val="Layout table. It only arranges the page; read its cells in order."/>
       </w:tblPr>
       <w:tblGrid>
         <w:gridCol w:w="10368"/>
@@ -756,8 +753,6 @@
             <w:tblPr>
               <w:tblW w:type="dxa" w:w="10368"/>
               <w:jc w:val="center"/>
-              <w:tblLayout w:type="fixed"/>
-              <w:tblLook w:firstColumn="1" w:firstRow="1" w:lastColumn="0" w:lastRow="0" w:noHBand="0" w:noVBand="1" w:val="04A0"/>
               <w:tblInd w:type="dxa" w:w="0"/>
               <w:tblBorders>
                 <w:top w:val="single" w:color="B9C9CE" w:sz="4" w:space="0"/>
@@ -765,6 +760,10 @@
                 <w:bottom w:val="single" w:color="B9C9CE" w:sz="4" w:space="0"/>
                 <w:right w:val="single" w:color="B9C9CE" w:sz="4" w:space="0"/>
               </w:tblBorders>
+              <w:tblLayout w:type="fixed"/>
+              <w:tblLook w:firstColumn="1" w:firstRow="1" w:lastColumn="0" w:lastRow="0" w:noHBand="0" w:noVBand="1" w:val="04A0"/>
+              <w:tblCaption w:val="Workspace"/>
+              <w:tblDescription w:val="Layout table that frames the blank workspace for this exercise."/>
             </w:tblPr>
             <w:tblGrid>
               <w:gridCol w:w="10368"/>
@@ -811,7 +810,7 @@
                     <w:drawing>
                       <wp:inline xmlns:a="http://schemas.openxmlformats.org/drawingml/2006/main" xmlns:pic="http://schemas.openxmlformats.org/drawingml/2006/picture">
                         <wp:extent cx="6382512" cy="685800"/>
-                        <wp:docPr id="2" name="Picture 2" descr="PUBLISHER_WORKSPACE: Blank square grid for sketching a geometric figure or net. The grid has no assigned measurements or scale." title="SHOW YOUR THINKING"/>
+                        <wp:docPr id="2" name="Picture 2" descr="Blank square grid for sketching a geometric figure or net. The grid has no assigned measurements or scale." title="SHOW YOUR THINKING"/>
                         <wp:cNvGraphicFramePr>
                           <a:graphicFrameLocks noChangeAspect="1"/>
                         </wp:cNvGraphicFramePr>
@@ -878,8 +877,6 @@
       <w:tblPr>
         <w:tblW w:type="dxa" w:w="10368"/>
         <w:jc w:val="center"/>
-        <w:tblLayout w:type="fixed"/>
-        <w:tblLook w:firstColumn="1" w:firstRow="1" w:lastColumn="0" w:lastRow="0" w:noHBand="0" w:noVBand="1" w:val="04A0"/>
         <w:tblInd w:type="dxa" w:w="0"/>
         <w:tblBorders>
           <w:top w:val="nil"/>
@@ -889,6 +886,10 @@
           <w:insideH w:val="nil"/>
           <w:insideV w:val="nil"/>
         </w:tblBorders>
+        <w:tblLayout w:type="fixed"/>
+        <w:tblLook w:firstColumn="1" w:firstRow="1" w:lastColumn="0" w:lastRow="0" w:noHBand="0" w:noVBand="1" w:val="04A0"/>
+        <w:tblCaption w:val="Exercise 3"/>
+        <w:tblDescription w:val="Layout table. It only arranges the page; read its cells in order."/>
       </w:tblPr>
       <w:tblGrid>
         <w:gridCol w:w="10368"/>
@@ -1077,8 +1078,6 @@
             <w:tblPr>
               <w:tblW w:type="dxa" w:w="10368"/>
               <w:jc w:val="center"/>
-              <w:tblLayout w:type="fixed"/>
-              <w:tblLook w:firstColumn="1" w:firstRow="1" w:lastColumn="0" w:lastRow="0" w:noHBand="0" w:noVBand="1" w:val="04A0"/>
               <w:tblInd w:type="dxa" w:w="0"/>
               <w:tblBorders>
                 <w:top w:val="single" w:color="B9C9CE" w:sz="4" w:space="0"/>
@@ -1086,6 +1085,10 @@
                 <w:bottom w:val="single" w:color="B9C9CE" w:sz="4" w:space="0"/>
                 <w:right w:val="single" w:color="B9C9CE" w:sz="4" w:space="0"/>
               </w:tblBorders>
+              <w:tblLayout w:type="fixed"/>
+              <w:tblLook w:firstColumn="1" w:firstRow="1" w:lastColumn="0" w:lastRow="0" w:noHBand="0" w:noVBand="1" w:val="04A0"/>
+              <w:tblCaption w:val="Workspace"/>
+              <w:tblDescription w:val="Layout table that frames the blank workspace for this exercise."/>
             </w:tblPr>
             <w:tblGrid>
               <w:gridCol w:w="10368"/>
@@ -1132,7 +1135,7 @@
                     <w:drawing>
                       <wp:inline xmlns:a="http://schemas.openxmlformats.org/drawingml/2006/main" xmlns:pic="http://schemas.openxmlformats.org/drawingml/2006/picture">
                         <wp:extent cx="6382512" cy="822960"/>
-                        <wp:docPr id="3" name="Picture 3" descr="PUBLISHER_WORKSPACE: Blank ruled workspace for calculations, mathematical labels, and written reasoning." title="EXPLAIN WITH MATHEMATICAL EVIDENCE"/>
+                        <wp:docPr id="3" name="Picture 3" descr="Blank ruled workspace for calculations, mathematical labels, and written reasoning." title="EXPLAIN WITH MATHEMATICAL EVIDENCE"/>
                         <wp:cNvGraphicFramePr>
                           <a:graphicFrameLocks noChangeAspect="1"/>
                         </wp:cNvGraphicFramePr>
@@ -1199,8 +1202,6 @@
       <w:tblPr>
         <w:tblW w:type="dxa" w:w="10368"/>
         <w:jc w:val="center"/>
-        <w:tblLayout w:type="fixed"/>
-        <w:tblLook w:firstColumn="1" w:firstRow="1" w:lastColumn="0" w:lastRow="0" w:noHBand="0" w:noVBand="1" w:val="04A0"/>
         <w:tblInd w:type="dxa" w:w="0"/>
         <w:tblBorders>
           <w:top w:val="nil"/>
@@ -1210,6 +1211,10 @@
           <w:insideH w:val="nil"/>
           <w:insideV w:val="nil"/>
         </w:tblBorders>
+        <w:tblLayout w:type="fixed"/>
+        <w:tblLook w:firstColumn="1" w:firstRow="1" w:lastColumn="0" w:lastRow="0" w:noHBand="0" w:noVBand="1" w:val="04A0"/>
+        <w:tblCaption w:val="Exercise 4"/>
+        <w:tblDescription w:val="Layout table. It only arranges the page; read its cells in order."/>
       </w:tblPr>
       <w:tblGrid>
         <w:gridCol w:w="10368"/>
@@ -1296,8 +1301,6 @@
             <w:tblPr>
               <w:tblW w:type="dxa" w:w="10368"/>
               <w:jc w:val="center"/>
-              <w:tblLayout w:type="fixed"/>
-              <w:tblLook w:firstColumn="1" w:firstRow="1" w:lastColumn="0" w:lastRow="0" w:noHBand="0" w:noVBand="1" w:val="04A0"/>
               <w:tblInd w:type="dxa" w:w="0"/>
               <w:tblBorders>
                 <w:top w:val="single" w:color="B9C9CE" w:sz="4" w:space="0"/>
@@ -1305,6 +1308,10 @@
                 <w:bottom w:val="single" w:color="B9C9CE" w:sz="4" w:space="0"/>
                 <w:right w:val="single" w:color="B9C9CE" w:sz="4" w:space="0"/>
               </w:tblBorders>
+              <w:tblLayout w:type="fixed"/>
+              <w:tblLook w:firstColumn="1" w:firstRow="1" w:lastColumn="0" w:lastRow="0" w:noHBand="0" w:noVBand="1" w:val="04A0"/>
+              <w:tblCaption w:val="Workspace"/>
+              <w:tblDescription w:val="Layout table that frames the blank workspace for this exercise."/>
             </w:tblPr>
             <w:tblGrid>
               <w:gridCol w:w="10368"/>
@@ -1351,7 +1358,7 @@
                     <w:drawing>
                       <wp:inline xmlns:a="http://schemas.openxmlformats.org/drawingml/2006/main" xmlns:pic="http://schemas.openxmlformats.org/drawingml/2006/picture">
                         <wp:extent cx="6382512" cy="685800"/>
-                        <wp:docPr id="4" name="Picture 4" descr="PUBLISHER_WORKSPACE: Blank square grid for sketching a geometric figure or net. The grid has no assigned measurements or scale." title="SHOW YOUR THINKING"/>
+                        <wp:docPr id="4" name="Picture 4" descr="Blank square grid for sketching a geometric figure or net. The grid has no assigned measurements or scale." title="SHOW YOUR THINKING"/>
                         <wp:cNvGraphicFramePr>
                           <a:graphicFrameLocks noChangeAspect="1"/>
                         </wp:cNvGraphicFramePr>
@@ -1418,8 +1425,6 @@
       <w:tblPr>
         <w:tblW w:type="dxa" w:w="10368"/>
         <w:jc w:val="center"/>
-        <w:tblLayout w:type="fixed"/>
-        <w:tblLook w:firstColumn="1" w:firstRow="1" w:lastColumn="0" w:lastRow="0" w:noHBand="0" w:noVBand="1" w:val="04A0"/>
         <w:tblInd w:type="dxa" w:w="0"/>
         <w:tblBorders>
           <w:top w:val="nil"/>
@@ -1429,6 +1434,10 @@
           <w:insideH w:val="nil"/>
           <w:insideV w:val="nil"/>
         </w:tblBorders>
+        <w:tblLayout w:type="fixed"/>
+        <w:tblLook w:firstColumn="1" w:firstRow="1" w:lastColumn="0" w:lastRow="0" w:noHBand="0" w:noVBand="1" w:val="04A0"/>
+        <w:tblCaption w:val="Exercise 5"/>
+        <w:tblDescription w:val="Layout table. It only arranges the page; read its cells in order."/>
       </w:tblPr>
       <w:tblGrid>
         <w:gridCol w:w="10368"/>
@@ -1515,8 +1524,6 @@
             <w:tblPr>
               <w:tblW w:type="dxa" w:w="10368"/>
               <w:jc w:val="center"/>
-              <w:tblLayout w:type="fixed"/>
-              <w:tblLook w:firstColumn="1" w:firstRow="1" w:lastColumn="0" w:lastRow="0" w:noHBand="0" w:noVBand="1" w:val="04A0"/>
               <w:tblInd w:type="dxa" w:w="0"/>
               <w:tblBorders>
                 <w:top w:val="single" w:color="B9C9CE" w:sz="4" w:space="0"/>
@@ -1524,6 +1531,10 @@
                 <w:bottom w:val="single" w:color="B9C9CE" w:sz="4" w:space="0"/>
                 <w:right w:val="single" w:color="B9C9CE" w:sz="4" w:space="0"/>
               </w:tblBorders>
+              <w:tblLayout w:type="fixed"/>
+              <w:tblLook w:firstColumn="1" w:firstRow="1" w:lastColumn="0" w:lastRow="0" w:noHBand="0" w:noVBand="1" w:val="04A0"/>
+              <w:tblCaption w:val="Workspace"/>
+              <w:tblDescription w:val="Layout table that frames the blank workspace for this exercise."/>
             </w:tblPr>
             <w:tblGrid>
               <w:gridCol w:w="10368"/>
@@ -1570,7 +1581,7 @@
                     <w:drawing>
                       <wp:inline xmlns:a="http://schemas.openxmlformats.org/drawingml/2006/main" xmlns:pic="http://schemas.openxmlformats.org/drawingml/2006/picture">
                         <wp:extent cx="6382512" cy="685800"/>
-                        <wp:docPr id="5" name="Picture 5" descr="PUBLISHER_WORKSPACE: Blank square grid for sketching a geometric figure or net. The grid has no assigned measurements or scale." title="SHOW YOUR THINKING"/>
+                        <wp:docPr id="5" name="Picture 5" descr="Blank square grid for sketching a geometric figure or net. The grid has no assigned measurements or scale." title="SHOW YOUR THINKING"/>
                         <wp:cNvGraphicFramePr>
                           <a:graphicFrameLocks noChangeAspect="1"/>
                         </wp:cNvGraphicFramePr>
@@ -1637,8 +1648,6 @@
       <w:tblPr>
         <w:tblW w:type="dxa" w:w="10368"/>
         <w:jc w:val="center"/>
-        <w:tblLayout w:type="fixed"/>
-        <w:tblLook w:firstColumn="1" w:firstRow="1" w:lastColumn="0" w:lastRow="0" w:noHBand="0" w:noVBand="1" w:val="04A0"/>
         <w:tblInd w:type="dxa" w:w="0"/>
         <w:tblBorders>
           <w:top w:val="nil"/>
@@ -1648,6 +1657,10 @@
           <w:insideH w:val="nil"/>
           <w:insideV w:val="nil"/>
         </w:tblBorders>
+        <w:tblLayout w:type="fixed"/>
+        <w:tblLook w:firstColumn="1" w:firstRow="1" w:lastColumn="0" w:lastRow="0" w:noHBand="0" w:noVBand="1" w:val="04A0"/>
+        <w:tblCaption w:val="Exercise 6"/>
+        <w:tblDescription w:val="Layout table. It only arranges the page; read its cells in order."/>
       </w:tblPr>
       <w:tblGrid>
         <w:gridCol w:w="10368"/>
@@ -1734,8 +1747,6 @@
             <w:tblPr>
               <w:tblW w:type="dxa" w:w="10368"/>
               <w:jc w:val="center"/>
-              <w:tblLayout w:type="fixed"/>
-              <w:tblLook w:firstColumn="1" w:firstRow="1" w:lastColumn="0" w:lastRow="0" w:noHBand="0" w:noVBand="1" w:val="04A0"/>
               <w:tblInd w:type="dxa" w:w="0"/>
               <w:tblBorders>
                 <w:top w:val="single" w:color="B9C9CE" w:sz="4" w:space="0"/>
@@ -1743,6 +1754,10 @@
                 <w:bottom w:val="single" w:color="B9C9CE" w:sz="4" w:space="0"/>
                 <w:right w:val="single" w:color="B9C9CE" w:sz="4" w:space="0"/>
               </w:tblBorders>
+              <w:tblLayout w:type="fixed"/>
+              <w:tblLook w:firstColumn="1" w:firstRow="1" w:lastColumn="0" w:lastRow="0" w:noHBand="0" w:noVBand="1" w:val="04A0"/>
+              <w:tblCaption w:val="Workspace"/>
+              <w:tblDescription w:val="Layout table that frames the blank workspace for this exercise."/>
             </w:tblPr>
             <w:tblGrid>
               <w:gridCol w:w="10368"/>
@@ -1789,7 +1804,7 @@
                     <w:drawing>
                       <wp:inline xmlns:a="http://schemas.openxmlformats.org/drawingml/2006/main" xmlns:pic="http://schemas.openxmlformats.org/drawingml/2006/picture">
                         <wp:extent cx="6382512" cy="685800"/>
-                        <wp:docPr id="6" name="Picture 6" descr="PUBLISHER_WORKSPACE: Blank square grid for sketching a geometric figure or net. The grid has no assigned measurements or scale." title="SHOW YOUR THINKING"/>
+                        <wp:docPr id="6" name="Picture 6" descr="Blank square grid for sketching a geometric figure or net. The grid has no assigned measurements or scale." title="SHOW YOUR THINKING"/>
                         <wp:cNvGraphicFramePr>
                           <a:graphicFrameLocks noChangeAspect="1"/>
                         </wp:cNvGraphicFramePr>
@@ -1856,8 +1871,6 @@
       <w:tblPr>
         <w:tblW w:type="dxa" w:w="10368"/>
         <w:jc w:val="center"/>
-        <w:tblLayout w:type="fixed"/>
-        <w:tblLook w:firstColumn="1" w:firstRow="1" w:lastColumn="0" w:lastRow="0" w:noHBand="0" w:noVBand="1" w:val="04A0"/>
         <w:tblInd w:type="dxa" w:w="0"/>
         <w:tblBorders>
           <w:top w:val="nil"/>
@@ -1867,6 +1880,10 @@
           <w:insideH w:val="nil"/>
           <w:insideV w:val="nil"/>
         </w:tblBorders>
+        <w:tblLayout w:type="fixed"/>
+        <w:tblLook w:firstColumn="1" w:firstRow="1" w:lastColumn="0" w:lastRow="0" w:noHBand="0" w:noVBand="1" w:val="04A0"/>
+        <w:tblCaption w:val="Exercise 7"/>
+        <w:tblDescription w:val="Layout table. It only arranges the page; read its cells in order."/>
       </w:tblPr>
       <w:tblGrid>
         <w:gridCol w:w="10368"/>
@@ -1953,8 +1970,6 @@
             <w:tblPr>
               <w:tblW w:type="dxa" w:w="10368"/>
               <w:jc w:val="center"/>
-              <w:tblLayout w:type="fixed"/>
-              <w:tblLook w:firstColumn="1" w:firstRow="1" w:lastColumn="0" w:lastRow="0" w:noHBand="0" w:noVBand="1" w:val="04A0"/>
               <w:tblInd w:type="dxa" w:w="0"/>
               <w:tblBorders>
                 <w:top w:val="single" w:color="B9C9CE" w:sz="4" w:space="0"/>
@@ -1962,6 +1977,10 @@
                 <w:bottom w:val="single" w:color="B9C9CE" w:sz="4" w:space="0"/>
                 <w:right w:val="single" w:color="B9C9CE" w:sz="4" w:space="0"/>
               </w:tblBorders>
+              <w:tblLayout w:type="fixed"/>
+              <w:tblLook w:firstColumn="1" w:firstRow="1" w:lastColumn="0" w:lastRow="0" w:noHBand="0" w:noVBand="1" w:val="04A0"/>
+              <w:tblCaption w:val="Workspace"/>
+              <w:tblDescription w:val="Layout table that frames the blank workspace for this exercise."/>
             </w:tblPr>
             <w:tblGrid>
               <w:gridCol w:w="10368"/>
@@ -2008,7 +2027,7 @@
                     <w:drawing>
                       <wp:inline xmlns:a="http://schemas.openxmlformats.org/drawingml/2006/main" xmlns:pic="http://schemas.openxmlformats.org/drawingml/2006/picture">
                         <wp:extent cx="6382512" cy="822960"/>
-                        <wp:docPr id="7" name="Picture 7" descr="PUBLISHER_WORKSPACE: Blank ruled workspace for calculations, mathematical labels, and written reasoning." title="EXPLAIN WITH MATHEMATICAL EVIDENCE"/>
+                        <wp:docPr id="7" name="Picture 7" descr="Blank ruled workspace for calculations, mathematical labels, and written reasoning." title="EXPLAIN WITH MATHEMATICAL EVIDENCE"/>
                         <wp:cNvGraphicFramePr>
                           <a:graphicFrameLocks noChangeAspect="1"/>
                         </wp:cNvGraphicFramePr>
@@ -2075,8 +2094,6 @@
       <w:tblPr>
         <w:tblW w:type="dxa" w:w="10368"/>
         <w:jc w:val="center"/>
-        <w:tblLayout w:type="fixed"/>
-        <w:tblLook w:firstColumn="1" w:firstRow="1" w:lastColumn="0" w:lastRow="0" w:noHBand="0" w:noVBand="1" w:val="04A0"/>
         <w:tblInd w:type="dxa" w:w="0"/>
         <w:tblBorders>
           <w:top w:val="nil"/>
@@ -2086,6 +2103,10 @@
           <w:insideH w:val="nil"/>
           <w:insideV w:val="nil"/>
         </w:tblBorders>
+        <w:tblLayout w:type="fixed"/>
+        <w:tblLook w:firstColumn="1" w:firstRow="1" w:lastColumn="0" w:lastRow="0" w:noHBand="0" w:noVBand="1" w:val="04A0"/>
+        <w:tblCaption w:val="Exercise 8"/>
+        <w:tblDescription w:val="Layout table. It only arranges the page; read its cells in order."/>
       </w:tblPr>
       <w:tblGrid>
         <w:gridCol w:w="10368"/>
@@ -2172,8 +2193,6 @@
             <w:tblPr>
               <w:tblW w:type="dxa" w:w="10368"/>
               <w:jc w:val="center"/>
-              <w:tblLayout w:type="fixed"/>
-              <w:tblLook w:firstColumn="1" w:firstRow="1" w:lastColumn="0" w:lastRow="0" w:noHBand="0" w:noVBand="1" w:val="04A0"/>
               <w:tblInd w:type="dxa" w:w="0"/>
               <w:tblBorders>
                 <w:top w:val="single" w:color="B9C9CE" w:sz="4" w:space="0"/>
@@ -2181,6 +2200,10 @@
                 <w:bottom w:val="single" w:color="B9C9CE" w:sz="4" w:space="0"/>
                 <w:right w:val="single" w:color="B9C9CE" w:sz="4" w:space="0"/>
               </w:tblBorders>
+              <w:tblLayout w:type="fixed"/>
+              <w:tblLook w:firstColumn="1" w:firstRow="1" w:lastColumn="0" w:lastRow="0" w:noHBand="0" w:noVBand="1" w:val="04A0"/>
+              <w:tblCaption w:val="Workspace"/>
+              <w:tblDescription w:val="Layout table that frames the blank workspace for this exercise."/>
             </w:tblPr>
             <w:tblGrid>
               <w:gridCol w:w="10368"/>
@@ -2227,7 +2250,7 @@
                     <w:drawing>
                       <wp:inline xmlns:a="http://schemas.openxmlformats.org/drawingml/2006/main" xmlns:pic="http://schemas.openxmlformats.org/drawingml/2006/picture">
                         <wp:extent cx="6382512" cy="685800"/>
-                        <wp:docPr id="8" name="Picture 8" descr="PUBLISHER_WORKSPACE: Blank square grid for sketching a geometric figure or net. The grid has no assigned measurements or scale." title="SHOW YOUR THINKING"/>
+                        <wp:docPr id="8" name="Picture 8" descr="Blank square grid for sketching a geometric figure or net. The grid has no assigned measurements or scale." title="SHOW YOUR THINKING"/>
                         <wp:cNvGraphicFramePr>
                           <a:graphicFrameLocks noChangeAspect="1"/>
                         </wp:cNvGraphicFramePr>
@@ -2294,8 +2317,6 @@
       <w:tblPr>
         <w:tblW w:type="dxa" w:w="10368"/>
         <w:jc w:val="center"/>
-        <w:tblLayout w:type="fixed"/>
-        <w:tblLook w:firstColumn="1" w:firstRow="1" w:lastColumn="0" w:lastRow="0" w:noHBand="0" w:noVBand="1" w:val="04A0"/>
         <w:tblInd w:type="dxa" w:w="0"/>
         <w:tblBorders>
           <w:top w:val="nil"/>
@@ -2305,6 +2326,10 @@
           <w:insideH w:val="nil"/>
           <w:insideV w:val="nil"/>
         </w:tblBorders>
+        <w:tblLayout w:type="fixed"/>
+        <w:tblLook w:firstColumn="1" w:firstRow="1" w:lastColumn="0" w:lastRow="0" w:noHBand="0" w:noVBand="1" w:val="04A0"/>
+        <w:tblCaption w:val="Exercise 9"/>
+        <w:tblDescription w:val="Layout table. It only arranges the page; read its cells in order."/>
       </w:tblPr>
       <w:tblGrid>
         <w:gridCol w:w="10368"/>
@@ -2391,8 +2416,6 @@
             <w:tblPr>
               <w:tblW w:type="dxa" w:w="10368"/>
               <w:jc w:val="center"/>
-              <w:tblLayout w:type="fixed"/>
-              <w:tblLook w:firstColumn="1" w:firstRow="1" w:lastColumn="0" w:lastRow="0" w:noHBand="0" w:noVBand="1" w:val="04A0"/>
               <w:tblInd w:type="dxa" w:w="0"/>
               <w:tblBorders>
                 <w:top w:val="single" w:color="B9C9CE" w:sz="4" w:space="0"/>
@@ -2400,6 +2423,10 @@
                 <w:bottom w:val="single" w:color="B9C9CE" w:sz="4" w:space="0"/>
                 <w:right w:val="single" w:color="B9C9CE" w:sz="4" w:space="0"/>
               </w:tblBorders>
+              <w:tblLayout w:type="fixed"/>
+              <w:tblLook w:firstColumn="1" w:firstRow="1" w:lastColumn="0" w:lastRow="0" w:noHBand="0" w:noVBand="1" w:val="04A0"/>
+              <w:tblCaption w:val="Workspace"/>
+              <w:tblDescription w:val="Layout table that frames the blank workspace for this exercise."/>
             </w:tblPr>
             <w:tblGrid>
               <w:gridCol w:w="10368"/>
@@ -2446,7 +2473,7 @@
                     <w:drawing>
                       <wp:inline xmlns:a="http://schemas.openxmlformats.org/drawingml/2006/main" xmlns:pic="http://schemas.openxmlformats.org/drawingml/2006/picture">
                         <wp:extent cx="6382512" cy="685800"/>
-                        <wp:docPr id="9" name="Picture 9" descr="PUBLISHER_WORKSPACE: Blank square grid for sketching a geometric figure or net. The grid has no assigned measurements or scale." title="SHOW YOUR THINKING"/>
+                        <wp:docPr id="9" name="Picture 9" descr="Blank square grid for sketching a geometric figure or net. The grid has no assigned measurements or scale." title="SHOW YOUR THINKING"/>
                         <wp:cNvGraphicFramePr>
                           <a:graphicFrameLocks noChangeAspect="1"/>
                         </wp:cNvGraphicFramePr>
@@ -2513,8 +2540,6 @@
       <w:tblPr>
         <w:tblW w:type="dxa" w:w="10368"/>
         <w:jc w:val="center"/>
-        <w:tblLayout w:type="fixed"/>
-        <w:tblLook w:firstColumn="1" w:firstRow="1" w:lastColumn="0" w:lastRow="0" w:noHBand="0" w:noVBand="1" w:val="04A0"/>
         <w:tblInd w:type="dxa" w:w="0"/>
         <w:tblBorders>
           <w:top w:val="nil"/>
@@ -2524,6 +2549,10 @@
           <w:insideH w:val="nil"/>
           <w:insideV w:val="nil"/>
         </w:tblBorders>
+        <w:tblLayout w:type="fixed"/>
+        <w:tblLook w:firstColumn="1" w:firstRow="1" w:lastColumn="0" w:lastRow="0" w:noHBand="0" w:noVBand="1" w:val="04A0"/>
+        <w:tblCaption w:val="Exercise 10"/>
+        <w:tblDescription w:val="Layout table. It only arranges the page; read its cells in order."/>
       </w:tblPr>
       <w:tblGrid>
         <w:gridCol w:w="10368"/>
@@ -2610,8 +2639,6 @@
             <w:tblPr>
               <w:tblW w:type="dxa" w:w="10368"/>
               <w:jc w:val="center"/>
-              <w:tblLayout w:type="fixed"/>
-              <w:tblLook w:firstColumn="1" w:firstRow="1" w:lastColumn="0" w:lastRow="0" w:noHBand="0" w:noVBand="1" w:val="04A0"/>
               <w:tblInd w:type="dxa" w:w="0"/>
               <w:tblBorders>
                 <w:top w:val="single" w:color="B9C9CE" w:sz="4" w:space="0"/>
@@ -2619,6 +2646,10 @@
                 <w:bottom w:val="single" w:color="B9C9CE" w:sz="4" w:space="0"/>
                 <w:right w:val="single" w:color="B9C9CE" w:sz="4" w:space="0"/>
               </w:tblBorders>
+              <w:tblLayout w:type="fixed"/>
+              <w:tblLook w:firstColumn="1" w:firstRow="1" w:lastColumn="0" w:lastRow="0" w:noHBand="0" w:noVBand="1" w:val="04A0"/>
+              <w:tblCaption w:val="Workspace"/>
+              <w:tblDescription w:val="Layout table that frames the blank workspace for this exercise."/>
             </w:tblPr>
             <w:tblGrid>
               <w:gridCol w:w="10368"/>
@@ -2665,7 +2696,7 @@
                     <w:drawing>
                       <wp:inline xmlns:a="http://schemas.openxmlformats.org/drawingml/2006/main" xmlns:pic="http://schemas.openxmlformats.org/drawingml/2006/picture">
                         <wp:extent cx="6382512" cy="685800"/>
-                        <wp:docPr id="10" name="Picture 10" descr="PUBLISHER_WORKSPACE: Blank square grid for sketching a geometric figure or net. The grid has no assigned measurements or scale." title="SHOW YOUR THINKING"/>
+                        <wp:docPr id="10" name="Picture 10" descr="Blank square grid for sketching a geometric figure or net. The grid has no assigned measurements or scale." title="SHOW YOUR THINKING"/>
                         <wp:cNvGraphicFramePr>
                           <a:graphicFrameLocks noChangeAspect="1"/>
                         </wp:cNvGraphicFramePr>
@@ -2732,8 +2763,6 @@
       <w:tblPr>
         <w:tblW w:type="dxa" w:w="10368"/>
         <w:jc w:val="center"/>
-        <w:tblLayout w:type="fixed"/>
-        <w:tblLook w:firstColumn="1" w:firstRow="1" w:lastColumn="0" w:lastRow="0" w:noHBand="0" w:noVBand="1" w:val="04A0"/>
         <w:tblInd w:type="dxa" w:w="0"/>
         <w:tblBorders>
           <w:top w:val="nil"/>
@@ -2743,6 +2772,10 @@
           <w:insideH w:val="nil"/>
           <w:insideV w:val="nil"/>
         </w:tblBorders>
+        <w:tblLayout w:type="fixed"/>
+        <w:tblLook w:firstColumn="1" w:firstRow="1" w:lastColumn="0" w:lastRow="0" w:noHBand="0" w:noVBand="1" w:val="04A0"/>
+        <w:tblCaption w:val="Exercise 11"/>
+        <w:tblDescription w:val="Layout table. It only arranges the page; read its cells in order."/>
       </w:tblPr>
       <w:tblGrid>
         <w:gridCol w:w="10368"/>
@@ -2829,8 +2862,6 @@
             <w:tblPr>
               <w:tblW w:type="dxa" w:w="10368"/>
               <w:jc w:val="center"/>
-              <w:tblLayout w:type="fixed"/>
-              <w:tblLook w:firstColumn="1" w:firstRow="1" w:lastColumn="0" w:lastRow="0" w:noHBand="0" w:noVBand="1" w:val="04A0"/>
               <w:tblInd w:type="dxa" w:w="0"/>
               <w:tblBorders>
                 <w:top w:val="single" w:color="B9C9CE" w:sz="4" w:space="0"/>
@@ -2838,6 +2869,10 @@
                 <w:bottom w:val="single" w:color="B9C9CE" w:sz="4" w:space="0"/>
                 <w:right w:val="single" w:color="B9C9CE" w:sz="4" w:space="0"/>
               </w:tblBorders>
+              <w:tblLayout w:type="fixed"/>
+              <w:tblLook w:firstColumn="1" w:firstRow="1" w:lastColumn="0" w:lastRow="0" w:noHBand="0" w:noVBand="1" w:val="04A0"/>
+              <w:tblCaption w:val="Workspace"/>
+              <w:tblDescription w:val="Layout table that frames the blank workspace for this exercise."/>
             </w:tblPr>
             <w:tblGrid>
               <w:gridCol w:w="10368"/>
@@ -2884,7 +2919,7 @@
                     <w:drawing>
                       <wp:inline xmlns:a="http://schemas.openxmlformats.org/drawingml/2006/main" xmlns:pic="http://schemas.openxmlformats.org/drawingml/2006/picture">
                         <wp:extent cx="6382512" cy="822960"/>
-                        <wp:docPr id="11" name="Picture 11" descr="PUBLISHER_WORKSPACE: Blank ruled workspace for calculations, mathematical labels, and written reasoning." title="EXPLAIN WITH MATHEMATICAL EVIDENCE"/>
+                        <wp:docPr id="11" name="Picture 11" descr="Blank ruled workspace for calculations, mathematical labels, and written reasoning." title="EXPLAIN WITH MATHEMATICAL EVIDENCE"/>
                         <wp:cNvGraphicFramePr>
                           <a:graphicFrameLocks noChangeAspect="1"/>
                         </wp:cNvGraphicFramePr>
@@ -2951,8 +2986,6 @@
       <w:tblPr>
         <w:tblW w:type="dxa" w:w="10368"/>
         <w:jc w:val="center"/>
-        <w:tblLayout w:type="fixed"/>
-        <w:tblLook w:firstColumn="1" w:firstRow="1" w:lastColumn="0" w:lastRow="0" w:noHBand="0" w:noVBand="1" w:val="04A0"/>
         <w:tblInd w:type="dxa" w:w="0"/>
         <w:tblBorders>
           <w:top w:val="nil"/>
@@ -2962,6 +2995,10 @@
           <w:insideH w:val="nil"/>
           <w:insideV w:val="nil"/>
         </w:tblBorders>
+        <w:tblLayout w:type="fixed"/>
+        <w:tblLook w:firstColumn="1" w:firstRow="1" w:lastColumn="0" w:lastRow="0" w:noHBand="0" w:noVBand="1" w:val="04A0"/>
+        <w:tblCaption w:val="Exercise 12"/>
+        <w:tblDescription w:val="Layout table. It only arranges the page; read its cells in order."/>
       </w:tblPr>
       <w:tblGrid>
         <w:gridCol w:w="10368"/>
@@ -3048,8 +3085,6 @@
             <w:tblPr>
               <w:tblW w:type="dxa" w:w="10368"/>
               <w:jc w:val="center"/>
-              <w:tblLayout w:type="fixed"/>
-              <w:tblLook w:firstColumn="1" w:firstRow="1" w:lastColumn="0" w:lastRow="0" w:noHBand="0" w:noVBand="1" w:val="04A0"/>
               <w:tblInd w:type="dxa" w:w="0"/>
               <w:tblBorders>
                 <w:top w:val="single" w:color="B9C9CE" w:sz="4" w:space="0"/>
@@ -3057,6 +3092,10 @@
                 <w:bottom w:val="single" w:color="B9C9CE" w:sz="4" w:space="0"/>
                 <w:right w:val="single" w:color="B9C9CE" w:sz="4" w:space="0"/>
               </w:tblBorders>
+              <w:tblLayout w:type="fixed"/>
+              <w:tblLook w:firstColumn="1" w:firstRow="1" w:lastColumn="0" w:lastRow="0" w:noHBand="0" w:noVBand="1" w:val="04A0"/>
+              <w:tblCaption w:val="Workspace"/>
+              <w:tblDescription w:val="Layout table that frames the blank workspace for this exercise."/>
             </w:tblPr>
             <w:tblGrid>
               <w:gridCol w:w="10368"/>
@@ -3103,7 +3142,7 @@
                     <w:drawing>
                       <wp:inline xmlns:a="http://schemas.openxmlformats.org/drawingml/2006/main" xmlns:pic="http://schemas.openxmlformats.org/drawingml/2006/picture">
                         <wp:extent cx="6382512" cy="685800"/>
-                        <wp:docPr id="12" name="Picture 12" descr="PUBLISHER_WORKSPACE: Blank square grid for sketching a geometric figure or net. The grid has no assigned measurements or scale." title="SHOW YOUR THINKING"/>
+                        <wp:docPr id="12" name="Picture 12" descr="Blank square grid for sketching a geometric figure or net. The grid has no assigned measurements or scale." title="SHOW YOUR THINKING"/>
                         <wp:cNvGraphicFramePr>
                           <a:graphicFrameLocks noChangeAspect="1"/>
                         </wp:cNvGraphicFramePr>
@@ -3168,7 +3207,7 @@
     </w:p>
     <w:p>
       <w:pPr>
-        <w:pStyle w:val="PublisherSection"/>
+        <w:pStyle w:val="Heading2"/>
         <w:shd w:val="clear" w:color="auto" w:fill="EEF4F5"/>
         <w:pBdr>
           <w:left w:val="single" w:color="176B70" w:sz="20" w:space="7"/>
@@ -3190,8 +3229,6 @@
       <w:tblPr>
         <w:tblW w:type="dxa" w:w="10368"/>
         <w:jc w:val="center"/>
-        <w:tblLayout w:type="fixed"/>
-        <w:tblLook w:firstColumn="1" w:firstRow="1" w:lastColumn="0" w:lastRow="0" w:noHBand="0" w:noVBand="1" w:val="04A0"/>
         <w:tblInd w:type="dxa" w:w="0"/>
         <w:tblBorders>
           <w:top w:val="nil"/>
@@ -3201,6 +3238,10 @@
           <w:insideH w:val="nil"/>
           <w:insideV w:val="nil"/>
         </w:tblBorders>
+        <w:tblLayout w:type="fixed"/>
+        <w:tblLook w:firstColumn="1" w:firstRow="1" w:lastColumn="0" w:lastRow="0" w:noHBand="0" w:noVBand="1" w:val="04A0"/>
+        <w:tblCaption w:val="Exercise 13"/>
+        <w:tblDescription w:val="Layout table. It only arranges the page; read its cells in order."/>
       </w:tblPr>
       <w:tblGrid>
         <w:gridCol w:w="10368"/>
@@ -3287,8 +3328,6 @@
             <w:tblPr>
               <w:tblW w:type="dxa" w:w="10368"/>
               <w:jc w:val="center"/>
-              <w:tblLayout w:type="fixed"/>
-              <w:tblLook w:firstColumn="1" w:firstRow="1" w:lastColumn="0" w:lastRow="0" w:noHBand="0" w:noVBand="1" w:val="04A0"/>
               <w:tblInd w:type="dxa" w:w="0"/>
               <w:tblBorders>
                 <w:top w:val="single" w:color="B9C9CE" w:sz="4" w:space="0"/>
@@ -3296,6 +3335,10 @@
                 <w:bottom w:val="single" w:color="B9C9CE" w:sz="4" w:space="0"/>
                 <w:right w:val="single" w:color="B9C9CE" w:sz="4" w:space="0"/>
               </w:tblBorders>
+              <w:tblLayout w:type="fixed"/>
+              <w:tblLook w:firstColumn="1" w:firstRow="1" w:lastColumn="0" w:lastRow="0" w:noHBand="0" w:noVBand="1" w:val="04A0"/>
+              <w:tblCaption w:val="Workspace"/>
+              <w:tblDescription w:val="Layout table that frames the blank workspace for this exercise."/>
             </w:tblPr>
             <w:tblGrid>
               <w:gridCol w:w="10368"/>
@@ -3342,7 +3385,7 @@
                     <w:drawing>
                       <wp:inline xmlns:a="http://schemas.openxmlformats.org/drawingml/2006/main" xmlns:pic="http://schemas.openxmlformats.org/drawingml/2006/picture">
                         <wp:extent cx="6382512" cy="548640"/>
-                        <wp:docPr id="13" name="Picture 13" descr="PUBLISHER_WORKSPACE: Blank square grid for sketching a geometric figure or net. The grid has no assigned measurements or scale." title="SHOW YOUR THINKING"/>
+                        <wp:docPr id="13" name="Picture 13" descr="Blank square grid for sketching a geometric figure or net. The grid has no assigned measurements or scale." title="SHOW YOUR THINKING"/>
                         <wp:cNvGraphicFramePr>
                           <a:graphicFrameLocks noChangeAspect="1"/>
                         </wp:cNvGraphicFramePr>
@@ -3409,8 +3452,6 @@
       <w:tblPr>
         <w:tblW w:type="dxa" w:w="10368"/>
         <w:jc w:val="center"/>
-        <w:tblLayout w:type="fixed"/>
-        <w:tblLook w:firstColumn="1" w:firstRow="1" w:lastColumn="0" w:lastRow="0" w:noHBand="0" w:noVBand="1" w:val="04A0"/>
         <w:tblInd w:type="dxa" w:w="0"/>
         <w:tblBorders>
           <w:top w:val="nil"/>
@@ -3420,6 +3461,10 @@
           <w:insideH w:val="nil"/>
           <w:insideV w:val="nil"/>
         </w:tblBorders>
+        <w:tblLayout w:type="fixed"/>
+        <w:tblLook w:firstColumn="1" w:firstRow="1" w:lastColumn="0" w:lastRow="0" w:noHBand="0" w:noVBand="1" w:val="04A0"/>
+        <w:tblCaption w:val="Exercise 14"/>
+        <w:tblDescription w:val="Layout table. It only arranges the page; read its cells in order."/>
       </w:tblPr>
       <w:tblGrid>
         <w:gridCol w:w="10368"/>
@@ -3506,8 +3551,6 @@
             <w:tblPr>
               <w:tblW w:type="dxa" w:w="10368"/>
               <w:jc w:val="center"/>
-              <w:tblLayout w:type="fixed"/>
-              <w:tblLook w:firstColumn="1" w:firstRow="1" w:lastColumn="0" w:lastRow="0" w:noHBand="0" w:noVBand="1" w:val="04A0"/>
               <w:tblInd w:type="dxa" w:w="0"/>
               <w:tblBorders>
                 <w:top w:val="single" w:color="B9C9CE" w:sz="4" w:space="0"/>
@@ -3515,6 +3558,10 @@
                 <w:bottom w:val="single" w:color="B9C9CE" w:sz="4" w:space="0"/>
                 <w:right w:val="single" w:color="B9C9CE" w:sz="4" w:space="0"/>
               </w:tblBorders>
+              <w:tblLayout w:type="fixed"/>
+              <w:tblLook w:firstColumn="1" w:firstRow="1" w:lastColumn="0" w:lastRow="0" w:noHBand="0" w:noVBand="1" w:val="04A0"/>
+              <w:tblCaption w:val="Workspace"/>
+              <w:tblDescription w:val="Layout table that frames the blank workspace for this exercise."/>
             </w:tblPr>
             <w:tblGrid>
               <w:gridCol w:w="10368"/>
@@ -3561,7 +3608,7 @@
                     <w:drawing>
                       <wp:inline xmlns:a="http://schemas.openxmlformats.org/drawingml/2006/main" xmlns:pic="http://schemas.openxmlformats.org/drawingml/2006/picture">
                         <wp:extent cx="6382512" cy="548640"/>
-                        <wp:docPr id="14" name="Picture 14" descr="PUBLISHER_WORKSPACE: Blank square grid for sketching a geometric figure or net. The grid has no assigned measurements or scale." title="SHOW YOUR THINKING"/>
+                        <wp:docPr id="14" name="Picture 14" descr="Blank square grid for sketching a geometric figure or net. The grid has no assigned measurements or scale." title="SHOW YOUR THINKING"/>
                         <wp:cNvGraphicFramePr>
                           <a:graphicFrameLocks noChangeAspect="1"/>
                         </wp:cNvGraphicFramePr>
@@ -3628,8 +3675,6 @@
       <w:tblPr>
         <w:tblW w:type="dxa" w:w="10368"/>
         <w:jc w:val="center"/>
-        <w:tblLayout w:type="fixed"/>
-        <w:tblLook w:firstColumn="1" w:firstRow="1" w:lastColumn="0" w:lastRow="0" w:noHBand="0" w:noVBand="1" w:val="04A0"/>
         <w:tblInd w:type="dxa" w:w="0"/>
         <w:tblBorders>
           <w:top w:val="nil"/>
@@ -3639,6 +3684,10 @@
           <w:insideH w:val="nil"/>
           <w:insideV w:val="nil"/>
         </w:tblBorders>
+        <w:tblLayout w:type="fixed"/>
+        <w:tblLook w:firstColumn="1" w:firstRow="1" w:lastColumn="0" w:lastRow="0" w:noHBand="0" w:noVBand="1" w:val="04A0"/>
+        <w:tblCaption w:val="Exercise 15"/>
+        <w:tblDescription w:val="Layout table. It only arranges the page; read its cells in order."/>
       </w:tblPr>
       <w:tblGrid>
         <w:gridCol w:w="10368"/>
@@ -3725,8 +3774,6 @@
             <w:tblPr>
               <w:tblW w:type="dxa" w:w="10368"/>
               <w:jc w:val="center"/>
-              <w:tblLayout w:type="fixed"/>
-              <w:tblLook w:firstColumn="1" w:firstRow="1" w:lastColumn="0" w:lastRow="0" w:noHBand="0" w:noVBand="1" w:val="04A0"/>
               <w:tblInd w:type="dxa" w:w="0"/>
               <w:tblBorders>
                 <w:top w:val="single" w:color="B9C9CE" w:sz="4" w:space="0"/>
@@ -3734,6 +3781,10 @@
                 <w:bottom w:val="single" w:color="B9C9CE" w:sz="4" w:space="0"/>
                 <w:right w:val="single" w:color="B9C9CE" w:sz="4" w:space="0"/>
               </w:tblBorders>
+              <w:tblLayout w:type="fixed"/>
+              <w:tblLook w:firstColumn="1" w:firstRow="1" w:lastColumn="0" w:lastRow="0" w:noHBand="0" w:noVBand="1" w:val="04A0"/>
+              <w:tblCaption w:val="Workspace"/>
+              <w:tblDescription w:val="Layout table that frames the blank workspace for this exercise."/>
             </w:tblPr>
             <w:tblGrid>
               <w:gridCol w:w="10368"/>
@@ -3780,7 +3831,7 @@
                     <w:drawing>
                       <wp:inline xmlns:a="http://schemas.openxmlformats.org/drawingml/2006/main" xmlns:pic="http://schemas.openxmlformats.org/drawingml/2006/picture">
                         <wp:extent cx="6382512" cy="548640"/>
-                        <wp:docPr id="15" name="Picture 15" descr="PUBLISHER_WORKSPACE: Blank square grid for sketching a geometric figure or net. The grid has no assigned measurements or scale." title="SHOW YOUR THINKING"/>
+                        <wp:docPr id="15" name="Picture 15" descr="Blank square grid for sketching a geometric figure or net. The grid has no assigned measurements or scale." title="SHOW YOUR THINKING"/>
                         <wp:cNvGraphicFramePr>
                           <a:graphicFrameLocks noChangeAspect="1"/>
                         </wp:cNvGraphicFramePr>
@@ -3845,7 +3896,7 @@
     </w:p>
     <w:p>
       <w:pPr>
-        <w:pStyle w:val="PublisherSection"/>
+        <w:pStyle w:val="Heading2"/>
         <w:shd w:val="clear" w:color="auto" w:fill="EEF4F5"/>
         <w:pBdr>
           <w:left w:val="single" w:color="176B70" w:sz="20" w:space="7"/>
@@ -3867,8 +3918,6 @@
       <w:tblPr>
         <w:tblW w:type="dxa" w:w="10368"/>
         <w:jc w:val="center"/>
-        <w:tblLayout w:type="fixed"/>
-        <w:tblLook w:firstColumn="1" w:firstRow="1" w:lastColumn="0" w:lastRow="0" w:noHBand="0" w:noVBand="1" w:val="04A0"/>
         <w:tblInd w:type="dxa" w:w="0"/>
         <w:tblBorders>
           <w:top w:val="nil"/>
@@ -3878,6 +3927,10 @@
           <w:insideH w:val="nil"/>
           <w:insideV w:val="nil"/>
         </w:tblBorders>
+        <w:tblLayout w:type="fixed"/>
+        <w:tblLook w:firstColumn="1" w:firstRow="1" w:lastColumn="0" w:lastRow="0" w:noHBand="0" w:noVBand="1" w:val="04A0"/>
+        <w:tblCaption w:val="Exercise 16"/>
+        <w:tblDescription w:val="Layout table. It only arranges the page; read its cells in order."/>
       </w:tblPr>
       <w:tblGrid>
         <w:gridCol w:w="10368"/>
@@ -3946,8 +3999,6 @@
           <w:tbl>
             <w:tblPr>
               <w:tblW w:type="dxa" w:w="10368"/>
-              <w:tblLayout w:type="fixed"/>
-              <w:tblLook w:firstColumn="1" w:firstRow="1" w:lastColumn="0" w:lastRow="0" w:noHBand="0" w:noVBand="1" w:val="04A0"/>
               <w:jc w:val="center"/>
               <w:tblInd w:type="dxa" w:w="0"/>
               <w:tblBorders>
@@ -3958,6 +4009,10 @@
                 <w:insideH w:val="single" w:color="B9C9CE" w:sz="4" w:space="0"/>
                 <w:insideV w:val="single" w:color="B9C9CE" w:sz="4" w:space="0"/>
               </w:tblBorders>
+              <w:tblLayout w:type="fixed"/>
+              <w:tblLook w:firstColumn="1" w:firstRow="1" w:lastColumn="0" w:lastRow="0" w:noHBand="0" w:noVBand="1" w:val="04A0"/>
+              <w:tblCaption w:val="Layout"/>
+              <w:tblDescription w:val="Layout table. It only arranges the page; read its cells in order."/>
             </w:tblPr>
             <w:tblGrid>
               <w:gridCol w:w="5184"/>
@@ -4126,8 +4181,6 @@
       <w:tblPr>
         <w:tblW w:type="dxa" w:w="10368"/>
         <w:jc w:val="center"/>
-        <w:tblLayout w:type="fixed"/>
-        <w:tblLook w:firstColumn="1" w:firstRow="1" w:lastColumn="0" w:lastRow="0" w:noHBand="0" w:noVBand="1" w:val="04A0"/>
         <w:tblInd w:type="dxa" w:w="0"/>
         <w:tblBorders>
           <w:top w:val="nil"/>
@@ -4137,6 +4190,10 @@
           <w:insideH w:val="nil"/>
           <w:insideV w:val="nil"/>
         </w:tblBorders>
+        <w:tblLayout w:type="fixed"/>
+        <w:tblLook w:firstColumn="1" w:firstRow="1" w:lastColumn="0" w:lastRow="0" w:noHBand="0" w:noVBand="1" w:val="04A0"/>
+        <w:tblCaption w:val="Exercise 17"/>
+        <w:tblDescription w:val="Layout table. It only arranges the page; read its cells in order."/>
       </w:tblPr>
       <w:tblGrid>
         <w:gridCol w:w="10368"/>
@@ -4205,8 +4262,6 @@
           <w:tbl>
             <w:tblPr>
               <w:tblW w:type="dxa" w:w="10368"/>
-              <w:tblLayout w:type="fixed"/>
-              <w:tblLook w:firstColumn="1" w:firstRow="1" w:lastColumn="0" w:lastRow="0" w:noHBand="0" w:noVBand="1" w:val="04A0"/>
               <w:jc w:val="center"/>
               <w:tblInd w:type="dxa" w:w="0"/>
               <w:tblBorders>
@@ -4217,6 +4272,10 @@
                 <w:insideH w:val="single" w:color="B9C9CE" w:sz="4" w:space="0"/>
                 <w:insideV w:val="single" w:color="B9C9CE" w:sz="4" w:space="0"/>
               </w:tblBorders>
+              <w:tblLayout w:type="fixed"/>
+              <w:tblLook w:firstColumn="1" w:firstRow="1" w:lastColumn="0" w:lastRow="0" w:noHBand="0" w:noVBand="1" w:val="04A0"/>
+              <w:tblCaption w:val="Layout"/>
+              <w:tblDescription w:val="Layout table. It only arranges the page; read its cells in order."/>
             </w:tblPr>
             <w:tblGrid>
               <w:gridCol w:w="5184"/>
@@ -4385,8 +4444,6 @@
       <w:tblPr>
         <w:tblW w:type="dxa" w:w="10368"/>
         <w:jc w:val="center"/>
-        <w:tblLayout w:type="fixed"/>
-        <w:tblLook w:firstColumn="1" w:firstRow="1" w:lastColumn="0" w:lastRow="0" w:noHBand="0" w:noVBand="1" w:val="04A0"/>
         <w:tblInd w:type="dxa" w:w="0"/>
         <w:tblBorders>
           <w:top w:val="nil"/>
@@ -4396,6 +4453,10 @@
           <w:insideH w:val="nil"/>
           <w:insideV w:val="nil"/>
         </w:tblBorders>
+        <w:tblLayout w:type="fixed"/>
+        <w:tblLook w:firstColumn="1" w:firstRow="1" w:lastColumn="0" w:lastRow="0" w:noHBand="0" w:noVBand="1" w:val="04A0"/>
+        <w:tblCaption w:val="Exercise 18"/>
+        <w:tblDescription w:val="Layout table. It only arranges the page; read its cells in order."/>
       </w:tblPr>
       <w:tblGrid>
         <w:gridCol w:w="10368"/>
@@ -4464,8 +4525,6 @@
           <w:tbl>
             <w:tblPr>
               <w:tblW w:type="dxa" w:w="10368"/>
-              <w:tblLayout w:type="fixed"/>
-              <w:tblLook w:firstColumn="1" w:firstRow="1" w:lastColumn="0" w:lastRow="0" w:noHBand="0" w:noVBand="1" w:val="04A0"/>
               <w:jc w:val="center"/>
               <w:tblInd w:type="dxa" w:w="0"/>
               <w:tblBorders>
@@ -4476,6 +4535,10 @@
                 <w:insideH w:val="single" w:color="B9C9CE" w:sz="4" w:space="0"/>
                 <w:insideV w:val="single" w:color="B9C9CE" w:sz="4" w:space="0"/>
               </w:tblBorders>
+              <w:tblLayout w:type="fixed"/>
+              <w:tblLook w:firstColumn="1" w:firstRow="1" w:lastColumn="0" w:lastRow="0" w:noHBand="0" w:noVBand="1" w:val="04A0"/>
+              <w:tblCaption w:val="Layout"/>
+              <w:tblDescription w:val="Layout table. It only arranges the page; read its cells in order."/>
             </w:tblPr>
             <w:tblGrid>
               <w:gridCol w:w="5184"/>
@@ -4626,7 +4689,7 @@
           </w:p>
           <w:p>
             <w:pPr>
-              <w:pStyle w:val="PublisherSection"/>
+              <w:pStyle w:val="Heading2"/>
               <w:shd w:val="clear" w:color="auto" w:fill="FAF5E9"/>
               <w:pBdr>
                 <w:left w:val="single" w:color="B57720" w:sz="20" w:space="7"/>
@@ -4648,8 +4711,6 @@
             <w:tblPr>
               <w:tblW w:type="dxa" w:w="10368"/>
               <w:jc w:val="center"/>
-              <w:tblLayout w:type="fixed"/>
-              <w:tblLook w:firstColumn="1" w:firstRow="1" w:lastColumn="0" w:lastRow="0" w:noHBand="0" w:noVBand="1" w:val="04A0"/>
               <w:tblInd w:type="dxa" w:w="0"/>
               <w:tblBorders>
                 <w:top w:val="single" w:color="B9C9CE" w:sz="4" w:space="0"/>
@@ -4659,6 +4720,10 @@
                 <w:insideH w:val="single" w:color="FFFFFF" w:sz="8" w:space="0"/>
                 <w:insideV w:val="single" w:color="FFFFFF" w:sz="12" w:space="0"/>
               </w:tblBorders>
+              <w:tblLayout w:type="fixed"/>
+              <w:tblLook w:firstColumn="1" w:firstRow="1" w:lastColumn="0" w:lastRow="0" w:noHBand="0" w:noVBand="1" w:val="04A0"/>
+              <w:tblCaption w:val="Layout"/>
+              <w:tblDescription w:val="Layout table. It only arranges the page; read its cells in order."/>
             </w:tblPr>
             <w:tblGrid>
               <w:gridCol w:w="6768"/>
@@ -4891,7 +4956,7 @@
         <w:sz w:val="16"/>
         <w:szCs w:val="16"/>
       </w:rPr>
-      <w:t>Lesson 5.4 / Session 1  /  Regular  /  V2</w:t>
+      <w:t>Lesson 5.4 / Session 1</w:t>
     </w:r>
     <w:r>
       <w:rPr>
@@ -4957,7 +5022,7 @@
         <w:szCs w:val="16"/>
       </w:rPr>
       <w:tab/>
-      <w:t>HOMEWORK  /  V2</w:t>
+      <w:t>HOMEWORK</w:t>
     </w:r>
   </w:p>
 </w:hdr>
@@ -5395,19 +5460,20 @@
     <w:rsid w:val="00FC693F"/>
     <w:pPr>
       <w:keepNext/>
-      <w:keepLines/>
       <w:widowControl/>
-      <w:spacing w:before="200" w:after="120" w:line="269" w:lineRule="auto"/>
+      <w:spacing w:after="100" w:line="245" w:lineRule="auto" w:before="0"/>
       <w:ind w:left="0" w:right="0" w:firstLine="0"/>
+      <w:contextualSpacing/>
       <w:outlineLvl w:val="0"/>
     </w:pPr>
     <w:rPr>
       <w:rFonts w:ascii="Arial" w:hAnsi="Arial" w:eastAsia="Arial" w:cs="Arial"/>
       <w:b/>
-      <w:bCs/>
       <w:color w:val="183E56"/>
-      <w:sz w:val="34"/>
-      <w:szCs w:val="34"/>
+      <w:spacing w:val="5"/>
+      <w:kern w:val="28"/>
+      <w:sz w:val="46"/>
+      <w:szCs w:val="46"/>
     </w:rPr>
   </w:style>
   <w:style w:type="paragraph" w:styleId="Heading2">
@@ -5421,19 +5487,17 @@
     <w:rsid w:val="00FC693F"/>
     <w:pPr>
       <w:keepNext/>
-      <w:keepLines/>
       <w:widowControl/>
-      <w:spacing w:before="180" w:after="100" w:line="269" w:lineRule="auto"/>
+      <w:spacing w:before="200" w:after="120" w:line="269" w:lineRule="auto"/>
       <w:ind w:left="0" w:right="0" w:firstLine="0"/>
       <w:outlineLvl w:val="1"/>
     </w:pPr>
     <w:rPr>
       <w:rFonts w:ascii="Arial" w:hAnsi="Arial" w:eastAsia="Arial" w:cs="Arial"/>
       <w:b/>
-      <w:bCs/>
-      <w:color w:val="176B70"/>
-      <w:sz w:val="22"/>
-      <w:szCs w:val="22"/>
+      <w:color w:val="183E56"/>
+      <w:sz w:val="21"/>
+      <w:szCs w:val="21"/>
     </w:rPr>
   </w:style>
   <w:style w:type="paragraph" w:styleId="Heading3">

--- a/lessons/5-4/homework.docx
+++ b/lessons/5-4/homework.docx
@@ -55,7 +55,7 @@
         <w:rPr>
           <w:rFonts w:ascii="Arial" w:hAnsi="Arial" w:eastAsia="Arial" w:cs="Arial"/>
         </w:rPr>
-        <w:t>Maryland Standard 6.G.A.1   ·   Learning target — I can find the area of a regular polygon by finding the area of one triangle and multiplying.</w:t>
+        <w:t>Maryland Standard 6.GR.1   ·   Learning target — I can find the area of a regular polygon by finding the area of one triangle and multiplying.</w:t>
       </w:r>
     </w:p>
     <w:p>
